--- a/Brief Description of my idea for question 1.docx
+++ b/Brief Description of my idea for question 1.docx
@@ -21,19 +21,11 @@
           <w:lang w:val="en-US"/>
         </w:rPr>
       </w:pPr>
-      <w:proofErr w:type="gramStart"/>
       <w:r>
         <w:rPr>
           <w:lang w:val="en-US"/>
         </w:rPr>
-        <w:t>First of all</w:t>
-      </w:r>
-      <w:proofErr w:type="gramEnd"/>
-      <w:r>
-        <w:rPr>
-          <w:lang w:val="en-US"/>
-        </w:rPr>
-        <w:t xml:space="preserve"> I want to mention things that I found missing on hero section –</w:t>
+        <w:t>First of all I want to mention things that I found missing on hero section –</w:t>
       </w:r>
     </w:p>
     <w:p>
@@ -51,35 +43,7 @@
         <w:rPr>
           <w:lang w:val="en-US"/>
         </w:rPr>
-        <w:t xml:space="preserve">It has no interaction other than chat bot which is of use only if person visiting have something to ask otherwise </w:t>
-      </w:r>
-      <w:proofErr w:type="spellStart"/>
-      <w:r>
-        <w:rPr>
-          <w:lang w:val="en-US"/>
-        </w:rPr>
-        <w:t>its</w:t>
-      </w:r>
-      <w:proofErr w:type="spellEnd"/>
-      <w:r>
-        <w:rPr>
-          <w:lang w:val="en-US"/>
-        </w:rPr>
-        <w:t xml:space="preserve"> just written </w:t>
-      </w:r>
-      <w:proofErr w:type="spellStart"/>
-      <w:r>
-        <w:rPr>
-          <w:lang w:val="en-US"/>
-        </w:rPr>
-        <w:t>Sustanability</w:t>
-      </w:r>
-      <w:proofErr w:type="spellEnd"/>
-      <w:r>
-        <w:rPr>
-          <w:lang w:val="en-US"/>
-        </w:rPr>
-        <w:t xml:space="preserve"> Cell no information about cell given much.</w:t>
+        <w:t>It has no interaction other than chat bot which is of use only if person visiting have something to ask otherwise its just written Sustanability Cell no information about cell given much.</w:t>
       </w:r>
     </w:p>
     <w:p>
@@ -133,30 +97,8 @@
         <w:rPr>
           <w:lang w:val="en-US"/>
         </w:rPr>
-        <w:t xml:space="preserve">People don’t know about impact of Sustainability as well as </w:t>
+        <w:t>People don’t know about impact of Sustainability as well as initatives so information should be displayed .</w:t>
       </w:r>
-      <w:proofErr w:type="spellStart"/>
-      <w:r>
-        <w:rPr>
-          <w:lang w:val="en-US"/>
-        </w:rPr>
-        <w:t>initatives</w:t>
-      </w:r>
-      <w:proofErr w:type="spellEnd"/>
-      <w:r>
-        <w:rPr>
-          <w:lang w:val="en-US"/>
-        </w:rPr>
-        <w:t xml:space="preserve"> so information should be </w:t>
-      </w:r>
-      <w:proofErr w:type="gramStart"/>
-      <w:r>
-        <w:rPr>
-          <w:lang w:val="en-US"/>
-        </w:rPr>
-        <w:t>displayed .</w:t>
-      </w:r>
-      <w:proofErr w:type="gramEnd"/>
     </w:p>
     <w:p>
       <w:pPr>
@@ -222,35 +164,7 @@
         <w:rPr>
           <w:lang w:val="en-US"/>
         </w:rPr>
-        <w:t xml:space="preserve">Used </w:t>
-      </w:r>
-      <w:proofErr w:type="gramStart"/>
-      <w:r>
-        <w:rPr>
-          <w:lang w:val="en-US"/>
-        </w:rPr>
-        <w:t>hover based</w:t>
-      </w:r>
-      <w:proofErr w:type="gramEnd"/>
-      <w:r>
-        <w:rPr>
-          <w:lang w:val="en-US"/>
-        </w:rPr>
-        <w:t xml:space="preserve"> interaction also to give little </w:t>
-      </w:r>
-      <w:proofErr w:type="spellStart"/>
-      <w:r>
-        <w:rPr>
-          <w:lang w:val="en-US"/>
-        </w:rPr>
-        <w:t>little</w:t>
-      </w:r>
-      <w:proofErr w:type="spellEnd"/>
-      <w:r>
-        <w:rPr>
-          <w:lang w:val="en-US"/>
-        </w:rPr>
-        <w:t xml:space="preserve"> information on different points of sustainability work done by cell.</w:t>
+        <w:t>Used hover based interaction also to give little little information on different points of sustainability work done by cell.</w:t>
       </w:r>
     </w:p>
     <w:p>
@@ -288,72 +202,28 @@
         <w:rPr>
           <w:lang w:val="en-US"/>
         </w:rPr>
-        <w:t xml:space="preserve">I have not put that already available feature of AI Assistant hoping to </w:t>
+        <w:t>I have not put that already available feature of AI Assistant hoping to incoperate it in future if this idea get selected .</w:t>
       </w:r>
-      <w:proofErr w:type="spellStart"/>
+    </w:p>
+    <w:p>
+      <w:pPr>
+        <w:rPr>
+          <w:lang w:val="en-US"/>
+        </w:rPr>
+      </w:pPr>
+    </w:p>
+    <w:p>
+      <w:pPr>
+        <w:rPr>
+          <w:lang w:val="en-US"/>
+        </w:rPr>
+      </w:pPr>
       <w:r>
         <w:rPr>
           <w:lang w:val="en-US"/>
         </w:rPr>
-        <w:t>incoperate</w:t>
+        <w:t>To complete my assignment I had used different AI tools as mentioned :</w:t>
       </w:r>
-      <w:proofErr w:type="spellEnd"/>
-      <w:r>
-        <w:rPr>
-          <w:lang w:val="en-US"/>
-        </w:rPr>
-        <w:t xml:space="preserve"> it in future if this idea get </w:t>
-      </w:r>
-      <w:proofErr w:type="gramStart"/>
-      <w:r>
-        <w:rPr>
-          <w:lang w:val="en-US"/>
-        </w:rPr>
-        <w:t>selected .</w:t>
-      </w:r>
-      <w:proofErr w:type="gramEnd"/>
-    </w:p>
-    <w:p>
-      <w:pPr>
-        <w:rPr>
-          <w:lang w:val="en-US"/>
-        </w:rPr>
-      </w:pPr>
-    </w:p>
-    <w:p>
-      <w:pPr>
-        <w:rPr>
-          <w:lang w:val="en-US"/>
-        </w:rPr>
-      </w:pPr>
-      <w:r>
-        <w:rPr>
-          <w:lang w:val="en-US"/>
-        </w:rPr>
-        <w:t xml:space="preserve">To complete my </w:t>
-      </w:r>
-      <w:proofErr w:type="gramStart"/>
-      <w:r>
-        <w:rPr>
-          <w:lang w:val="en-US"/>
-        </w:rPr>
-        <w:t>assignment</w:t>
-      </w:r>
-      <w:proofErr w:type="gramEnd"/>
-      <w:r>
-        <w:rPr>
-          <w:lang w:val="en-US"/>
-        </w:rPr>
-        <w:t xml:space="preserve"> I had used different AI tools as </w:t>
-      </w:r>
-      <w:proofErr w:type="gramStart"/>
-      <w:r>
-        <w:rPr>
-          <w:lang w:val="en-US"/>
-        </w:rPr>
-        <w:t>mentioned :</w:t>
-      </w:r>
-      <w:proofErr w:type="gramEnd"/>
     </w:p>
     <w:p>
       <w:pPr>
@@ -370,21 +240,7 @@
         <w:rPr>
           <w:lang w:val="en-US"/>
         </w:rPr>
-        <w:t xml:space="preserve">For question </w:t>
-      </w:r>
-      <w:proofErr w:type="gramStart"/>
-      <w:r>
-        <w:rPr>
-          <w:lang w:val="en-US"/>
-        </w:rPr>
-        <w:t>1 ,</w:t>
-      </w:r>
-      <w:proofErr w:type="gramEnd"/>
-      <w:r>
-        <w:rPr>
-          <w:lang w:val="en-US"/>
-        </w:rPr>
-        <w:t xml:space="preserve"> I have made use of ChatGPT and Antigravity.  </w:t>
+        <w:t xml:space="preserve">For question 1 , I have made use of ChatGPT and Antigravity.  </w:t>
       </w:r>
     </w:p>
     <w:p>
@@ -402,54 +258,13 @@
         <w:rPr>
           <w:lang w:val="en-US"/>
         </w:rPr>
-        <w:t xml:space="preserve">For question </w:t>
+        <w:t>For question 2 , I used Gemini and ChatGP</w:t>
       </w:r>
-      <w:proofErr w:type="gramStart"/>
       <w:r>
         <w:rPr>
           <w:lang w:val="en-US"/>
         </w:rPr>
-        <w:t>2 ,</w:t>
-      </w:r>
-      <w:proofErr w:type="gramEnd"/>
-      <w:r>
-        <w:rPr>
-          <w:lang w:val="en-US"/>
-        </w:rPr>
-        <w:t xml:space="preserve"> I used Gemini and ChatGPT.</w:t>
-      </w:r>
-    </w:p>
-    <w:p>
-      <w:pPr>
-        <w:rPr>
-          <w:lang w:val="en-US"/>
-        </w:rPr>
-      </w:pPr>
-    </w:p>
-    <w:p>
-      <w:pPr>
-        <w:rPr>
-          <w:lang w:val="en-US"/>
-        </w:rPr>
-      </w:pPr>
-      <w:r>
-        <w:rPr>
-          <w:lang w:val="en-US"/>
-        </w:rPr>
-        <w:t>Link to hero section page –</w:t>
-      </w:r>
-    </w:p>
-    <w:p>
-      <w:pPr>
-        <w:rPr>
-          <w:lang w:val="en-US"/>
-        </w:rPr>
-      </w:pPr>
-      <w:r>
-        <w:rPr>
-          <w:lang w:val="en-US"/>
-        </w:rPr>
-        <w:t>https://github.com/Kajal2722/Web-Assignment.git</w:t>
+        <w:t>T</w:t>
       </w:r>
     </w:p>
     <w:p>
@@ -1468,6 +1283,7 @@
   <w:style w:type="character" w:default="1" w:styleId="DefaultParagraphFont">
     <w:name w:val="Default Paragraph Font"/>
     <w:uiPriority w:val="1"/>
+    <w:semiHidden/>
     <w:unhideWhenUsed/>
   </w:style>
   <w:style w:type="table" w:default="1" w:styleId="TableNormal">
